--- a/papers/p3-singapore/submission/01_Manuscript.docx
+++ b/papers/p3-singapore/submission/01_Manuscript.docx
@@ -61,7 +61,7 @@
           <w:szCs w:val="20"/>
           <w:rtl w:val="0"/>
         </w:rPr>
-        <w:t>This study examines how technological capability and digital adoption shape the internationalization–performance relationship in Singapore, treated as an extreme-case, within-context setting of a digitally mature economy. Using World Bank Enterprise Survey microdata for Singapore 2023 (N = 623), the analysis distinguishes a Technological Capability Index (TCI) capturing firm-internal capability depth from a Digital Adoption Index (DAI) capturing foundational digital interfaces and transaction-enabling mechanisms.</w:t>
+        <w:t>This study examines how technological capability and digital adoption are associated with the internationalization–performance relationship among firms in Singapore, treated as an analytically informative, within-context setting of a digitally advanced economy. Using World Bank Enterprise Survey microdata for Singapore 2023, the analysis distinguishes a Technological Capability Index (TCI), capturing firm-internal capability depth, from a Digital Adoption Index (DAI), capturing foundational digital interfaces and transaction-enabling mechanisms.</w:t>
       </w:r>
       <w:r>
         <w:rPr>
@@ -82,7 +82,7 @@
           <w:szCs w:val="20"/>
           <w:rtl w:val="0"/>
         </w:rPr>
-        <w:t>Three findings emerge. First, the full-sample inverted-U shape is robust (96.3% of bootstrap replications) but its location is loosely identified (95% bootstrap CI for the turning point: [53%, 253%]). Within an extensive–intensive split addressing the dominance of zero-FSTS firms (82% of the sample), curvature is not detectable inside the exporter subsample, so the full-sample polynomial reads as a descriptive baseline rather than a structurally identified curve. Second, TCI is positively and consistently associated with productivity across leave-one-out and trimmed-tail perturbations; no distinguishable moderation by TCI is detected. Third, DAI shows a conditional rather than uniform productivity association: it becomes more positive at higher export intensity, and the moderation pattern survives leave-one-out, item-swap falsification, and trimmed-tail re-estimation. The study contributes refined boundary conditions for the internationalization–performance literature in Singapore as an extreme-case setting, clarifying that TCI shifts the productivity level while DAI complements export-intensity scaling.</w:t>
+        <w:t>Three findings emerge. First, within the observed export-intensity range, the internationalization–performance relationship is better characterized as predominantly positive with mild quadratic curvature than as a formally identified inverted-U. The fitted quadratic implies a turning point in the upper tail, but that point is imprecisely located and falls in a sparsely populated region of the data. Second, TCI is positively associated with labour productivity, while no statistically distinguishable moderation by TCI is detected under the present design. Third, DAI does not exhibit a large uniform productivity premium across firms; instead, its association with productivity becomes more positive at higher levels of export intensity, with the clearest signal concentrated in the high-export tail. Taken together, the findings provide within-context evidence from Singapore that sharpens the distinction between technological capability and foundational digital adoption and suggests that digital adoption may function more as a contingent scaling resource than as a uniform productivity advantage.</w:t>
       </w:r>
       <w:r>
         <w:rPr>
@@ -274,7 +274,7 @@
           <w:szCs w:val="20"/>
           <w:rtl w:val="0"/>
         </w:rPr>
-        <w:t>Three gaps motivate this study. First, the dominant measurement approach has often conflated digital adoption with broader technological capability, making it difficult to determine whether observed productivity differences reflect firm-internal capability depth or firms’ participation in digitally enabled interfaces and transactions (Verhoef et al. 2021). This matters because the two domains imply different mechanisms of advantage and should not be assumed to operate identically across stages of internationalization.</w:t>
+        <w:t>Three gaps motivate this study. First, prior research has often bundled digitalization-related firm attributes into broad umbrella constructs, making it difficult to distinguish firm-internal technological capability from more basic forms of digital adoption. This matters because the two domains imply different mechanisms of advantage: technological capability concerns learning, innovation, and absorptive depth within the firm, whereas foundational digital adoption concerns the use of digital interfaces and transaction-enabling systems that may matter differently across stages of internationalization.</w:t>
       </w:r>
       <w:r>
         <w:rPr>
@@ -296,7 +296,7 @@
           <w:szCs w:val="20"/>
           <w:rtl w:val="0"/>
         </w:rPr>
-        <w:t>Second, although recent work on digital internationalization has advanced important theoretical insights (Banalieva &amp; Dhanaraj 2019; Stallkamp &amp; Schotter 2021), much of it remains conceptual or focused on multinational samples, leaving under-examined the within-economy firm-level question of how foundational digital adoption interacts with export intensity in a single digitally mature institutional environment. In particular, the literature still lacks clear firm-level evidence on whether basic digital presence and transaction-enabling systems matter uniformly across firms or mainly when cross-border coordination demands intensify (Bharadwaj et al. 2013; Verhoef et al. 2021).</w:t>
+        <w:t>Second, although work on digital internationalization has generated important conceptual advances, firm-level evidence remains limited on how basic digital adoption relates to export intensity within a single digitally advanced institutional environment. In particular, the literature still offers limited evidence on whether foundational digital tools matter uniformly across firms or become more relevant only when cross-border coordination demands intensify.</w:t>
       </w:r>
       <w:r>
         <w:rPr>
@@ -318,7 +318,7 @@
           <w:szCs w:val="20"/>
           <w:rtl w:val="0"/>
         </w:rPr>
-        <w:t>Third, the nonlinear I–P literature has documented inverted-U patterns extensively, but it has not clearly specified how its coordination-cost logic should behave in digitally mature settings (Marano et al. 2016). If mature digital infrastructure attenuates the frictions that underpin the right-side decline of the I–P curve, then the conventional turning point may no longer be visible within the export range most firms actually occupy. This leaves an unresolved boundary-condition question: does digital maturity alter the form of the I–P relationship itself, or does it mainly shift the region in which its nonlinear structure becomes observable?</w:t>
+        <w:t>Third, the nonlinear internationalization–performance literature has documented inverted-U patterns extensively, but the interpretation of such patterns in a digitally advanced setting remains under-specified. In a case such as Singapore, the unresolved issue is not whether one setting can establish a general boundary condition for all digitally mature economies, but how firm-level evidence from that setting should be interpreted relative to the conventional nonlinear literature. This study addresses that issue by examining whether the right-side decline of the curve is clearly identifiable within the export-intensity range actually occupied by firms in Singapore and by separating technological capability from foundational digital adoption in the same empirical framework.</w:t>
       </w:r>
       <w:r>
         <w:rPr>
@@ -363,7 +363,7 @@
           <w:szCs w:val="20"/>
           <w:rtl w:val="0"/>
         </w:rPr>
-        <w:t>This study makes one primary contribution and two supporting contributions. Its primary contribution is to refine the boundary conditions of the internationalization–performance literature by showing that, in Singapore 2023, the classic right-side decline of the I–P curve is not formally identified within the observed export-intensity range and appears to be shifted toward a sparsely populated upper tail. In doing so, the study qualifies rather than overturns the conventional nonlinear I–P logic summarized in prior meta-analytic work (Marano et al. 2016).</w:t>
+        <w:t>This study makes one primary contribution and two supporting contributions. Its primary contribution is to provide firm-level, within-context evidence from Singapore showing that the classic right-side decline of the internationalization–performance curve is not clearly identified within the export-intensity range occupied by most firms in the sample. In this sense, the study qualifies rather than overturns the conventional nonlinear literature by showing that, in this setting, the fitted quadratic is more defensibly read as predominantly positive with mild curvature than as a formally established inverted-U.</w:t>
       </w:r>
       <w:r>
         <w:rPr>
@@ -385,30 +385,7 @@
           <w:szCs w:val="20"/>
           <w:rtl w:val="0"/>
         </w:rPr>
-        <w:t>The first supporting contribution is measurement-theoretic. The analysis distinguishes technological capability from digital adoption, thereby separating firm-internal capability depth grounded in technological learning and absorptive capacity from foundational digitally enabled market participation (Cohen &amp; Levinthal 1990; Lall 1992; Verhoef et al. 2021). The second supporting contribution is substantive. The findings show that foundational digital adoption is better understood as a scale-enabling complement whose productivity relevance becomes stronger at higher export intensity, rather than as a uniform firm-level productivity premium, which is consistent with the broader logic of digital strategy and digitally mediated coordination (Bharadwaj et al. 2013; Verhoef et al. 2021).</w:t>
-      </w:r>
-      <w:r>
-        <w:rPr>
-          <w:rtl w:val="0"/>
-        </w:rPr>
-      </w:r>
-    </w:p>
-    <w:p>
-      <w:pPr>
-        <w:spacing w:after="160" w:before="280" w:lineRule="auto"/>
-        <w:jc w:val="left"/>
-        <w:rPr/>
-      </w:pPr>
-      <w:r>
-        <w:rPr>
-          <w:rFonts w:ascii="Times New Roman" w:cs="Times New Roman" w:eastAsia="Times New Roman" w:hAnsi="Times New Roman"/>
-          <w:b w:val="1"/>
-          <w:bCs w:val="1"/>
-          <w:sz w:val="22"/>
-          <w:szCs w:val="22"/>
-          <w:rtl w:val="0"/>
-        </w:rPr>
-        <w:t xml:space="preserve">1.4 Roadmap</w:t>
+        <w:t>The first supporting contribution is construct clarification. The analysis distinguishes technological capability from foundational digital adoption, thereby separating firm-internal capability depth rooted in learning, innovation, and technology absorption from more basic digitally enabled interfaces and transaction mechanisms. This distinction matters because the two constructs are associated with firm performance in different ways and should not be treated as interchangeable indicators of a single digital-capability domain.</w:t>
       </w:r>
       <w:r>
         <w:rPr>
@@ -430,30 +407,7 @@
           <w:szCs w:val="20"/>
           <w:rtl w:val="0"/>
         </w:rPr>
-        <w:t>Section 2 develops the theoretical framework and four hypotheses. Section 3 describes data and methods. Section 4 reports results. Section 5 discusses theoretical and managerial implications. Section 6 concludes. Section 7 acknowledges limitations and future research directions.</w:t>
-      </w:r>
-      <w:r>
-        <w:rPr>
-          <w:rtl w:val="0"/>
-        </w:rPr>
-      </w:r>
-    </w:p>
-    <w:p>
-      <w:pPr>
-        <w:spacing w:after="240" w:before="360" w:lineRule="auto"/>
-        <w:jc w:val="left"/>
-        <w:rPr/>
-      </w:pPr>
-      <w:r>
-        <w:rPr>
-          <w:rFonts w:ascii="Times New Roman" w:cs="Times New Roman" w:eastAsia="Times New Roman" w:hAnsi="Times New Roman"/>
-          <w:b w:val="1"/>
-          <w:bCs w:val="1"/>
-          <w:sz w:val="24"/>
-          <w:szCs w:val="24"/>
-          <w:rtl w:val="0"/>
-        </w:rPr>
-        <w:t xml:space="preserve">2 Theory and Hypotheses</w:t>
+        <w:t>The second supporting contribution is substantive. The findings indicate that foundational digital adoption is better understood as a conditional scaling resource than as a uniform productivity premium: its association with productivity is weak across much of the export-intensity distribution and becomes more positive only in the high-export tail. This does not establish a universal mechanism applying across all digitally advanced economies, but it does provide within-context evidence that the productivity relevance of foundational digital adoption depends on the intensity of cross-border operations.</w:t>
       </w:r>
       <w:r>
         <w:rPr>
@@ -476,7 +430,7 @@
           <w:szCs w:val="22"/>
           <w:rtl w:val="0"/>
         </w:rPr>
-        <w:t xml:space="preserve">2.1 The internationalization–performance relationship</w:t>
+        <w:t xml:space="preserve">1.4 Roadmap</w:t>
       </w:r>
       <w:r>
         <w:rPr>
@@ -498,7 +452,53 @@
           <w:szCs w:val="20"/>
           <w:rtl w:val="0"/>
         </w:rPr>
-        <w:t>The I–P literature has produced extensive evidence of nonlinear relationships between the degree of internationalization and firm performance. Hitt et al. (1997) introduced the inverted-U logic: initial internationalization yields scale and learning benefits, but at high export intensities firms encounter cognitive and coordination ceilings that erode the returns to further expansion. Contractor et al. (2003) extended this logic to a three-stage S-curve, and Lu and Beamish (2004) refined the inverted-U with attention to firm size and age effects. The modal pattern across this literature is an inverted-U with a turning point in the 30%–60% foreign-sales-to-total-sales (FSTS) range (Marano et al. 2016).</w:t>
+        <w:t>Section 2 develops the theoretical framework and four hypotheses. Section 3 describes data and methods. Section 4 reports results. Section 5 discusses theoretical and managerial implications. Section 6 concludes. Section 7 acknowledges limitations and future research directions.</w:t>
+      </w:r>
+      <w:r>
+        <w:rPr>
+          <w:rtl w:val="0"/>
+        </w:rPr>
+      </w:r>
+    </w:p>
+    <w:p>
+      <w:pPr>
+        <w:spacing w:after="240" w:before="360" w:lineRule="auto"/>
+        <w:jc w:val="left"/>
+        <w:rPr/>
+      </w:pPr>
+      <w:r>
+        <w:rPr>
+          <w:rFonts w:ascii="Times New Roman" w:cs="Times New Roman" w:eastAsia="Times New Roman" w:hAnsi="Times New Roman"/>
+          <w:b w:val="1"/>
+          <w:bCs w:val="1"/>
+          <w:sz w:val="24"/>
+          <w:szCs w:val="24"/>
+          <w:rtl w:val="0"/>
+        </w:rPr>
+        <w:t xml:space="preserve">2 Theory and Hypotheses</w:t>
+      </w:r>
+      <w:r>
+        <w:rPr>
+          <w:rtl w:val="0"/>
+        </w:rPr>
+      </w:r>
+    </w:p>
+    <w:p>
+      <w:pPr>
+        <w:spacing w:after="160" w:before="280" w:lineRule="auto"/>
+        <w:jc w:val="left"/>
+        <w:rPr/>
+      </w:pPr>
+      <w:r>
+        <w:rPr>
+          <w:rFonts w:ascii="Times New Roman" w:cs="Times New Roman" w:eastAsia="Times New Roman" w:hAnsi="Times New Roman"/>
+          <w:b w:val="1"/>
+          <w:bCs w:val="1"/>
+          <w:sz w:val="22"/>
+          <w:szCs w:val="22"/>
+          <w:rtl w:val="0"/>
+        </w:rPr>
+        <w:t xml:space="preserve">2.1 The internationalization–performance relationship</w:t>
       </w:r>
       <w:r>
         <w:rPr>
@@ -520,30 +520,7 @@
           <w:szCs w:val="20"/>
           <w:rtl w:val="0"/>
         </w:rPr>
-        <w:t xml:space="preserve">A boundary condition implicit in this literature, but rarely articulated, is that the inverted-U requires a coordination-cost mechanism that scales with internationalization intensity. If a firm operates in an institutional environment where coordination costs have already been substantially attenuated — for example, by mature cross-border digital infrastructure — the right-side decline of the inverted-U may be flattened or shifted to levels of internationalization that are sparsely represented in the observed FSTS distribution. Singapore is a natural setting in which to examine how these boundary conditions operate at the firm level.</w:t>
-      </w:r>
-      <w:r>
-        <w:rPr>
-          <w:rtl w:val="0"/>
-        </w:rPr>
-      </w:r>
-    </w:p>
-    <w:p>
-      <w:pPr>
-        <w:spacing w:after="160" w:before="280" w:lineRule="auto"/>
-        <w:jc w:val="left"/>
-        <w:rPr/>
-      </w:pPr>
-      <w:r>
-        <w:rPr>
-          <w:rFonts w:ascii="Times New Roman" w:cs="Times New Roman" w:eastAsia="Times New Roman" w:hAnsi="Times New Roman"/>
-          <w:b w:val="1"/>
-          <w:bCs w:val="1"/>
-          <w:sz w:val="22"/>
-          <w:szCs w:val="22"/>
-          <w:rtl w:val="0"/>
-        </w:rPr>
-        <w:t xml:space="preserve">2.2 Two distinct constructs: TCI and DAI</w:t>
+        <w:t>The I–P literature has produced extensive evidence of nonlinear relationships between the degree of internationalization and firm performance. Hitt et al. (1997) introduced the inverted-U logic: initial internationalization yields scale and learning benefits, but at high export intensities firms encounter cognitive and coordination ceilings that erode the returns to further expansion. Contractor et al. (2003) extended this logic to a three-stage S-curve, and Lu and Beamish (2004) refined the inverted-U with attention to firm size and age effects. The modal pattern across this literature is an inverted-U with a turning point in the 30%–60% foreign-sales-to-total-sales (FSTS) range (Marano et al. 2016).</w:t>
       </w:r>
       <w:r>
         <w:rPr>
@@ -565,7 +542,30 @@
           <w:szCs w:val="20"/>
           <w:rtl w:val="0"/>
         </w:rPr>
-        <w:t>A recurring problem in the digital international business literature is the tendency to collapse technologically heterogeneous firm attributes into a single umbrella construct, thereby blurring the distinction between internal capability depth and digitally enabled market participation (Verhoef et al. 2021). This study departs from that practice by distinguishing a Technological Capability Index (TCI), anchored in the Lall–Cohen-Levinthal capability tradition (Cohen &amp; Levinthal 1990; Lall 1992), from a Digital Adoption Index (DAI), anchored in the Bharadwaj–Verhoef digitalization tradition (Bharadwaj et al. 2013; Verhoef et al. 2021).</w:t>
+        <w:t>An important implication of the nonlinear I–P literature is that the visibility of an inverted-U depends not only on theory but also on where firms actually lie in the observed distribution of internationalization intensity. If firms operate in a setting where digital infrastructure and transaction systems reduce some coordination frictions, the right-side decline may become harder to detect within the export range most firms occupy, even if coordination costs do not disappear in principle. Singapore is therefore analytically useful not because it can by itself establish a general boundary condition for digitally mature economies, but because it provides a within-context case for examining how the conventional I–P logic appears when firms operate in a digitally advanced institutional environment.</w:t>
+      </w:r>
+      <w:r>
+        <w:rPr>
+          <w:rtl w:val="0"/>
+        </w:rPr>
+      </w:r>
+    </w:p>
+    <w:p>
+      <w:pPr>
+        <w:spacing w:after="160" w:before="280" w:lineRule="auto"/>
+        <w:jc w:val="left"/>
+        <w:rPr/>
+      </w:pPr>
+      <w:r>
+        <w:rPr>
+          <w:rFonts w:ascii="Times New Roman" w:cs="Times New Roman" w:eastAsia="Times New Roman" w:hAnsi="Times New Roman"/>
+          <w:b w:val="1"/>
+          <w:bCs w:val="1"/>
+          <w:sz w:val="22"/>
+          <w:szCs w:val="22"/>
+          <w:rtl w:val="0"/>
+        </w:rPr>
+        <w:t xml:space="preserve">2.2 Two distinct constructs: TCI and DAI</w:t>
       </w:r>
       <w:r>
         <w:rPr>
@@ -587,7 +587,7 @@
           <w:szCs w:val="20"/>
           <w:rtl w:val="0"/>
         </w:rPr>
-        <w:t>The distinction is theoretically necessary because the two constructs refer to different domains of firm advantage. TCI captures internal capability stocks related to innovation, learning, and technology absorption, drawing on the absorptive-capacity logic of Cohen and Levinthal (1990) and the technological-capability tradition of Lall (1992). DAI, by contrast, captures the firm's uptake of digital interfaces and transaction-enabling mechanisms (Bharadwaj et al. 2013), reflecting a more environmentally contingent form of firm advantage that depends on the maturity of the surrounding digital ecosystem (Verhoef et al. 2021).</w:t>
+        <w:t>A recurring problem in the digital international business literature is the tendency to collapse technologically heterogeneous firm attributes into a single umbrella construct, thereby blurring the distinction between internal capability depth and digitally enabled market participation (Verhoef et al. 2021). This study departs from that practice by distinguishing a Technological Capability Index (TCI), anchored in the Lall–Cohen-Levinthal capability tradition (Cohen &amp; Levinthal 1990; Lall 1992), from a Digital Adoption Index (DAI), anchored in the Bharadwaj–Verhoef digitalization tradition (Bharadwaj et al. 2013; Verhoef et al. 2021).</w:t>
       </w:r>
       <w:r>
         <w:rPr>
@@ -609,62 +609,7 @@
           <w:szCs w:val="20"/>
           <w:rtl w:val="0"/>
         </w:rPr>
-        <w:t xml:space="preserve">Equally important, the label "digital adoption" is more defensible than "digital capability" in the present empirical setting because the WBES indicators available here map primarily onto basic digital presence and digital transaction usage rather than deeper digitally integrated organizational processes. In the Verhoef et al. (2021) hierarchy, website presence (c22b) corresponds most closely to Tier 1 digitization, while electronic-payment intensity on the customer and supplier sides (k33, k38) corresponds to Tier 2 digitalization. Our DAI composite therefore captures the foundational digital layer upon which higher-order digital capabilities may be built, but it cannot directly observe Tier 3 process integration (e.g., ERP, CRM, digitally integrated supply chains) or Tier 4 digital dynamic capability (e.g., AI deployment, platform orchestration, reconfiguration capability). Given this measurement boundary, retaining a broad "digital capability" label would overstate what the underlying indicators can legitimately support, whereas the DAI label improves construct validity by aligning the variable name with the actual content domain of the observed measures. Methodologically, the two constructs satisfy the Coltman et al. (2008) four-criterion test for formative (as opposed to reflective) measurement. Separately, combining TCI and DAI into a single composite would violate the principle that constructs with different hypothesised nomological nets should remain analytically distinct.</w:t>
-      </w:r>
-      <w:r>
-        <w:rPr>
-          <w:rtl w:val="0"/>
-        </w:rPr>
-      </w:r>
-      <w:r>
-        <w:rPr>
-          <w:rFonts w:ascii="Times New Roman" w:hAnsi="Times New Roman"/>
-          <w:sz w:val="22"/>
-        </w:rPr>
-        <w:t xml:space="preserve"/>
-      </w:r>
-    </w:p>
-    <w:p>
-      <w:pPr>
-        <w:spacing w:after="160" w:before="280" w:lineRule="auto"/>
-        <w:jc w:val="left"/>
-        <w:rPr/>
-      </w:pPr>
-      <w:r>
-        <w:rPr>
-          <w:rFonts w:ascii="Times New Roman" w:cs="Times New Roman" w:eastAsia="Times New Roman" w:hAnsi="Times New Roman"/>
-          <w:b w:val="1"/>
-          <w:bCs w:val="1"/>
-          <w:sz w:val="22"/>
-          <w:szCs w:val="22"/>
-          <w:rtl w:val="0"/>
-        </w:rPr>
-        <w:t xml:space="preserve">2.3 Hypothesis development</w:t>
-      </w:r>
-      <w:r>
-        <w:rPr>
-          <w:rtl w:val="0"/>
-        </w:rPr>
-      </w:r>
-    </w:p>
-    <w:p>
-      <w:pPr>
-        <w:spacing w:after="120" w:before="240" w:lineRule="auto"/>
-        <w:jc w:val="left"/>
-        <w:rPr/>
-      </w:pPr>
-      <w:r>
-        <w:rPr>
-          <w:rFonts w:ascii="Times New Roman" w:cs="Times New Roman" w:eastAsia="Times New Roman" w:hAnsi="Times New Roman"/>
-          <w:b w:val="1"/>
-          <w:bCs w:val="1"/>
-          <w:i w:val="1"/>
-          <w:iCs w:val="1"/>
-          <w:sz w:val="20"/>
-          <w:szCs w:val="20"/>
-          <w:rtl w:val="0"/>
-        </w:rPr>
-        <w:t xml:space="preserve">2.3.1 TCI direct effect on productivity</w:t>
+        <w:t>The distinction is theoretically necessary because the two constructs refer to different domains of firm advantage. TCI captures internal capability stocks related to innovation, learning, and technology absorption, drawing on the absorptive-capacity logic of Cohen and Levinthal (1990) and the technological-capability tradition of Lall (1992). DAI, by contrast, captures the firm's uptake of digital interfaces and transaction-enabling mechanisms (Bharadwaj et al. 2013), reflecting a more environmentally contingent form of firm advantage that depends on the maturity of the surrounding digital ecosystem (Verhoef et al. 2021).</w:t>
       </w:r>
       <w:r>
         <w:rPr>
@@ -686,6 +631,83 @@
           <w:szCs w:val="20"/>
           <w:rtl w:val="0"/>
         </w:rPr>
+        <w:t xml:space="preserve">Equally important, the label "digital adoption" is more defensible than "digital capability" in the present empirical setting because the WBES indicators available here map primarily onto basic digital presence and digital transaction usage rather than deeper digitally integrated organizational processes. In the Verhoef et al. (2021) hierarchy, website presence (c22b) corresponds most closely to Tier 1 digitization, while electronic-payment intensity on the customer and supplier sides (k33, k38) corresponds to Tier 2 digitalization. Our DAI composite therefore captures the foundational digital layer upon which higher-order digital capabilities may be built, but it cannot directly observe Tier 3 process integration (e.g., ERP, CRM, digitally integrated supply chains) or Tier 4 digital dynamic capability (e.g., AI deployment, platform orchestration, reconfiguration capability). Given this measurement boundary, retaining a broad "digital capability" label would overstate what the underlying indicators can legitimately support, whereas the DAI label improves construct validity by aligning the variable name with the actual content domain of the observed measures. Methodologically, the two constructs satisfy the Coltman et al. (2008) four-criterion test for formative (as opposed to reflective) measurement. Separately, combining TCI and DAI into a single composite would violate the principle that constructs with different hypothesised nomological nets should remain analytically distinct.</w:t>
+      </w:r>
+      <w:r>
+        <w:rPr>
+          <w:rtl w:val="0"/>
+        </w:rPr>
+      </w:r>
+      <w:r>
+        <w:rPr>
+          <w:rFonts w:ascii="Times New Roman" w:hAnsi="Times New Roman"/>
+          <w:sz w:val="22"/>
+        </w:rPr>
+        <w:t xml:space="preserve"/>
+      </w:r>
+    </w:p>
+    <w:p>
+      <w:pPr>
+        <w:spacing w:after="160" w:before="280" w:lineRule="auto"/>
+        <w:jc w:val="left"/>
+        <w:rPr/>
+      </w:pPr>
+      <w:r>
+        <w:rPr>
+          <w:rFonts w:ascii="Times New Roman" w:cs="Times New Roman" w:eastAsia="Times New Roman" w:hAnsi="Times New Roman"/>
+          <w:b w:val="1"/>
+          <w:bCs w:val="1"/>
+          <w:sz w:val="22"/>
+          <w:szCs w:val="22"/>
+          <w:rtl w:val="0"/>
+        </w:rPr>
+        <w:t xml:space="preserve">2.3 Hypothesis development</w:t>
+      </w:r>
+      <w:r>
+        <w:rPr>
+          <w:rtl w:val="0"/>
+        </w:rPr>
+      </w:r>
+    </w:p>
+    <w:p>
+      <w:pPr>
+        <w:spacing w:after="120" w:before="240" w:lineRule="auto"/>
+        <w:jc w:val="left"/>
+        <w:rPr/>
+      </w:pPr>
+      <w:r>
+        <w:rPr>
+          <w:rFonts w:ascii="Times New Roman" w:cs="Times New Roman" w:eastAsia="Times New Roman" w:hAnsi="Times New Roman"/>
+          <w:b w:val="1"/>
+          <w:bCs w:val="1"/>
+          <w:i w:val="1"/>
+          <w:iCs w:val="1"/>
+          <w:sz w:val="20"/>
+          <w:szCs w:val="20"/>
+          <w:rtl w:val="0"/>
+        </w:rPr>
+        <w:t xml:space="preserve">2.3.1 TCI direct effect on productivity</w:t>
+      </w:r>
+      <w:r>
+        <w:rPr>
+          <w:rtl w:val="0"/>
+        </w:rPr>
+      </w:r>
+    </w:p>
+    <w:p>
+      <w:pPr>
+        <w:spacing w:after="0" w:line="480" w:lineRule="auto"/>
+        <w:ind w:firstLine="720"/>
+        <w:jc w:val="both"/>
+        <w:rPr/>
+      </w:pPr>
+      <w:r>
+        <w:rPr>
+          <w:rFonts w:ascii="Times New Roman" w:cs="Times New Roman" w:eastAsia="Times New Roman" w:hAnsi="Times New Roman"/>
+          <w:sz w:val="20"/>
+          <w:szCs w:val="20"/>
+          <w:rtl w:val="0"/>
+        </w:rPr>
         <w:t>Following the Lall (1992) capability tradition and the Cohen and Levinthal (1990) absorptive-capacity logic, firms with deeper technological capability should produce more output per unit of labour input regardless of internationalization stage. Technological capability reflects firm-internal investments in R&amp;D, innovation, foreign technology licensing, and quality certification — all of which raise the productivity floor by enhancing operational efficiency, product quality, and learning routines (Avenyo et al. 2021; Krammer et al. 2018). We therefore hypothesize:</w:t>
       </w:r>
       <w:r>
@@ -768,7 +790,7 @@
           <w:szCs w:val="20"/>
           <w:rtl w:val="0"/>
         </w:rPr>
-        <w:t xml:space="preserve">A subtler prediction emerges from Rugman and Verbeke's (2004) non-location-bound firm-specific advantage (NLB-FSA) logic. Technological capabilities are firm-specific advantages that are recombinable across borders without significant adaptation cost. While TCI should raise the productivity intercept (H1), it should not interact with internationalization intensity to shift the I–P curvature, because the underlying capability depth is similarly available to the firm at all stages of export expansion.</w:t>
+        <w:t>A subtler prediction concerns whether technological capability alters the shape of the internationalization–performance relationship rather than simply raising average productivity. From a non-location-bound firm-specific advantage perspective, technological capability may travel across markets without requiring the same degree of adaptation as context-dependent coordination tools. This suggests that its most stable empirical role may lie in its direct association with productivity, while any moderation of the FSTS–performance relationship is less certain and should be treated as an empirical question rather than presumed ex ante.</w:t>
       </w:r>
       <w:r>
         <w:rPr>
@@ -792,7 +814,7 @@
           <w:szCs w:val="20"/>
           <w:rtl w:val="0"/>
         </w:rPr>
-        <w:t>Hypothesis 2 (H2). Technological capability (TCI) is positively associated with labour productivity in Singapore. Whether TCI also moderates the curvature of the internationalization–performance relationship is treated as an open empirical question; the present design tests for, but does not presume, a moderation channel.</w:t>
+        <w:t>Hypothesis 2 (H2). Technological capability (TCI) is positively associated with labour productivity in Singapore, while its moderation of the internationalization–performance relationship is treated as an open empirical question.</w:t>
       </w:r>
       <w:r>
         <w:rPr>
@@ -849,7 +871,7 @@
           <w:szCs w:val="20"/>
           <w:rtl w:val="0"/>
         </w:rPr>
-        <w:t>Digital adoption should generate productivity returns through reduced transaction costs, faster information flow, and broader market reach (Bharadwaj et al. 2013; Verhoef et al. 2021). The magnitude of these returns, however, is unlikely to be uniform across firms. Tier 1–2 digital adoption (digital presence and electronic-transaction capability) primarily enables firms to scale existing operations through digital channels rather than to create capability depth de novo (Verhoef et al. 2021). The productivity payoff of such adoption should therefore depend on the extent to which the firm operates at scales where these scale-enabling features can be exercised intensively. In a digitally mature economy, where cross-border digital infrastructure is mature, the average DAI–productivity association is expected to be positive but modest at the unconditional mean, with most of the productivity premium materializing in firms whose operating scale — in particular, their cross-border activity — provides sufficient throughput for digital channels to be exploited efficiently. We therefore frame H3 as a directional but conditional claim, reserving the explicit moderation prediction for H4.</w:t>
+        <w:t>Digital adoption may improve firm performance through faster information flows, lower transaction frictions, and more efficient digital exchange, but such benefits are unlikely to be uniform across firms. In the present empirical setting, the available indicators capture foundational digital interfaces and transaction-enabling mechanisms rather than deeper digitally integrated organizational capabilities. Their productivity relevance is therefore not expected to appear as a large, unconditional firm-wide premium, but as an association whose strength may depend on the scale at which firms actually use those digital channels.</w:t>
       </w:r>
       <w:r>
         <w:rPr>
@@ -873,7 +895,7 @@
           <w:szCs w:val="20"/>
           <w:rtl w:val="0"/>
         </w:rPr>
-        <w:t>Hypothesis 3 (H3). The productivity association of digital adoption (DAI) in Singapore is conditional on export intensity rather than uniform across firms. Specifically, foundational digital adoption is expected to complement the productivity returns to higher levels of export intensity; the moderation pattern is formally tested in H4.</w:t>
+        <w:t>Hypothesis 3 (H3). The productivity association of digital adoption (DAI) in Singapore is conditional rather than uniform across firms.</w:t>
       </w:r>
       <w:r>
         <w:rPr>
@@ -930,7 +952,7 @@
           <w:szCs w:val="20"/>
           <w:rtl w:val="0"/>
         </w:rPr>
-        <w:t>The most theoretically novel prediction concerns how digital adoption interacts with export intensity in a digitally mature institutional environment. In such settings, digital infrastructure may no longer generate a uniform productivity premium across all firms because basic digital functionality is already widely available. Its value may instead become more contingent on the scale and complexity of cross-border operations. Firms with high export intensity face greater coordination, transaction, and information-processing demands across markets, making digital adoption more valuable as a scale-enabling complement (Brynjolfsson et al. 2021). By contrast, firms with low export intensity may realize weaker productivity benefits because they have fewer opportunities to amortize digital investments across international operations. The relationship is expected to be nonlinear, with digital adoption's productivity returns concentrated at the upper end of internationalization rather than uniformly distributed across export intensity. The marginal productivity of digital adoption is thus contingent on the extent to which cross-border complexity makes digital systems economically consequential. We therefore hypothesize:</w:t>
+        <w:t>The most specific prediction concerns whether foundational digital adoption becomes more relevant when firms face denser cross-border coordination demands. Firms with higher export intensity process more transactions across customers, suppliers, and markets, making digital interfaces and electronic transaction systems potentially more valuable as scaling mechanisms. By contrast, firms with low export intensity may have fewer opportunities to translate basic digital adoption into measurable labour-productivity gains.</w:t>
       </w:r>
       <w:r>
         <w:rPr>
@@ -954,7 +976,7 @@
           <w:szCs w:val="20"/>
           <w:rtl w:val="0"/>
         </w:rPr>
-        <w:t xml:space="preserve">Hypothesis 4 (H4). </w:t>
+        <w:t>Hypothesis 4 (H4). The association between digital adoption (DAI) and firm performance becomes more positive at higher levels of export intensity in Singapore.</w:t>
       </w:r>
       <w:r>
         <w:rPr>
@@ -965,7 +987,6 @@
           <w:szCs w:val="20"/>
           <w:rtl w:val="0"/>
         </w:rPr>
-        <w:t xml:space="preserve">The association between digital adoption (DAI) and firm performance becomes more positive at higher levels of export intensity in Singapore.</w:t>
       </w:r>
       <w:r>
         <w:rPr>
@@ -1010,7 +1031,7 @@
           <w:szCs w:val="20"/>
           <w:rtl w:val="0"/>
         </w:rPr>
-        <w:t>Figure 1 summarizes the conceptual model. The model represents TCI and DAI as analytically distinct firm-level constructs, each with a directional association with firm performance (H1 and H3). TCI is theorized to operate as a level-shift effect on the productivity intercept rather than as a curvature-shaping moderator (H2), whereas DAI is theorized to interact with export intensity such that its productivity association strengthens at higher levels of FSTS (H4). H3 and H4 are jointly informative: H3 specifies the average directional association, and H4 specifies the contingency that governs its magnitude. The whole model is positioned within a extreme-case, within-context setting of a digitally mature economy.</w:t>
+        <w:t>Figure 1 summarizes the conceptual model. The model treats TCI and DAI as analytically distinct firm-level constructs that are associated with firm performance through different channels. TCI is expected to show a more stable direct association with labour productivity than a clearly identified moderation pattern, reflecting its role as firm-internal capability depth grounded in learning, innovation, and technology absorption. DAI, by contrast, is theorized to matter contingently through export intensity rather than as a uniform direct premium, because the observed indicators capture foundational digital interfaces and transaction-enabling mechanisms whose relevance depends on how intensively firms engage in cross-border operations. In this sense, H3 and H4 are jointly informative: H3 concerns the non-uniformity of the DAI–productivity association, whereas H4 specifies the direction of that contingency across export intensity. The model is therefore positioned as a within-context framework for interpreting firm-level evidence from Singapore rather than as a design that can, on its own, establish a general boundary condition for digitally mature economies.</w:t>
       </w:r>
       <w:r>
         <w:rPr>
@@ -1080,7 +1101,7 @@
           <w:szCs w:val="18"/>
           <w:rtl w:val="0"/>
         </w:rPr>
-        <w:t>Figure 1. Conceptual model. Internationalization (FSTS, FSTS²) is the independent variable; firm performance, measured as ln(labour productivity), is the dependent variable. Technological capability (TCI) and digital adoption (DAI) are moderators acting on the internationalization–performance path (H2 and H4). The diagram also lists the direct effects of TCI and DAI on the dependent variable (H1 and H3), which are estimated in the empirical model but not drawn as crossing arrows for visual clarity. Firm size, age, foreign ownership, and broad-sector fixed effects enter as controls. Solid arrows denote direct associations; dashed arrows denote moderation associations. The setting is Singapore as an extreme-case, within-context observation of a digitally mature economy (WBES 2023, N = 623 / 617).</w:t>
+        <w:t>Figure 1. Conceptual model. Internationalization (FSTS, FSTS²) is the independent variable; firm performance, measured as ln(labour productivity), is the dependent variable. Technological capability (TCI) and digital adoption (DAI) are moderators acting on the internationalization–performance path (H2 and H4). The diagram also lists the direct effects of TCI and DAI on the dependent variable (H1 and H3), which are estimated in the empirical model but not drawn as crossing arrows for visual clarity. Firm size, age, foreign ownership, and broad-sector fixed effects enter as controls. Solid arrows denote direct associations; dashed arrows denote moderation associations. The setting is Singapore as a within-context, analytically informative case of a digitally advanced economy (WBES 2023, N = 623 / 617).</w:t>
       </w:r>
       <w:r>
         <w:rPr>
@@ -1410,7 +1431,7 @@
           <w:szCs w:val="20"/>
           <w:rtl w:val="0"/>
         </w:rPr>
-        <w:t>The empirical analysis uses ordinary least squares with broad sector fixed effects and HC1 heteroskedasticity-robust standard errors throughout (MacKinnon &amp; White 1985). Models are estimated sequentially, beginning with a controls-only specification and then moving to a linear internationalization model, a quadratic baseline, direct-effect models for TCI and DAI, and full specifications that incorporate moderation terms. The baseline quadratic specification evaluates whether the internationalization–performance relationship follows the conventional inverted-U logic, while the later specifications test whether TCI and DAI play distinct direct and contingent roles.</w:t>
+        <w:t>The empirical analysis uses ordinary least squares with broad sector fixed effects and HC1 heteroskedasticity-robust standard errors throughout. Models are estimated sequentially, beginning with a controls-only specification and then moving to a linear internationalization model, a quadratic full-sample benchmark, direct-effect models for TCI and DAI, and full specifications that incorporate moderation terms. In light of the strong concentration of firms at zero exports, the baseline quadratic specification is interpreted primarily as a descriptive full-sample benchmark rather than as a standalone structural test of the conventional inverted-U logic. This is important because the full-sample polynomial is necessarily influenced by the domestic-versus-exporter split, whereas the theoretical question developed in Sections 1–2 concerns how performance evolves across the continuous export-intensity range. The later specifications therefore focus on whether TCI and DAI exhibit distinct direct and contingent associations, and the interpretation of nonlinear structure is supplemented by extensive–intensive reasoning and support-aware diagnostics rather than inferred from the quadratic fit alone. Accordingly, the analysis does not treat the full-sample polynomial as sufficient evidence of a formally identified inverted-U in the observed data range.</w:t>
       </w:r>
       <w:r>
         <w:rPr>
@@ -1477,7 +1498,6 @@
           <w:szCs w:val="20"/>
           <w:rtl w:val="0"/>
         </w:rPr>
-        <w:t>The identification scope of the study is explicitly associational rather than causal, in line with the disciplined causal-language conventions advocated for international business and strategy research (Antonakis et al. 2010; Meyer et al. 2017; Shaver 2020). Because the design is cross-sectional, the analysis cannot rule out reverse causation or omitted-variable bias in the observed relationships among productivity, export intensity, technological capability, and digital adoption. For that reason, the manuscript should consistently use language such as “is associated with,” “is consistent with,” and “supports” rather than causal wording.</w:t>
       </w:r>
       <w:r>
         <w:rPr>
@@ -6970,7 +6990,7 @@
           <w:szCs w:val="20"/>
           <w:rtl w:val="0"/>
         </w:rPr>
-        <w:t>In the baseline quadratic specification (Model M2), the linear FSTS term is positive and statistically significant (β = 2.652, SE = 0.691, p &lt; .001), while the squared FSTS term is negative and only marginally significant (β = −1.705, SE = 0.931, p = .067). The fitted curve therefore implies a turning point at very high export intensity, around FSTS 82% on the original scale; a 5,000-replication cluster bootstrap places the 95% percentile confidence interval for this turning point at [53%, 253%] (median 80%, IQR [68%, 102%]), while recovering an inverted-U *shape* in 96.3% of bootstrap replications. The shape is therefore robustly inverted-U, but its precise location is only loosely identified, and the implied turning point should be treated as a descriptive feature rather than as structurally identified evidence of a conventional inverted-U.</w:t>
+        <w:t>In the baseline quadratic specification (Model M2), the linear FSTS term is positive and statistically significant, whereas the squared term is negative and only marginally significant. The fitted curve therefore implies a turning point in the upper tail of the export-intensity distribution, near FSTS = 82% on the original scale, but that point is imprecisely located and falls in a sparsely populated region of the data. The 5,000-replication bootstrap recovers an inverted-U shape frequently (96.3% of replications), yet the corresponding 95% percentile confidence interval for the turning point is wide ([53%, 253%]), and the Lind–Mehlum test does not formally confirm a conventional inverted-U at conventional significance levels (p = .303). The most defensible interpretation is therefore not that the inverted-U is firmly established, but that the full-sample relationship is predominantly positive with mild quadratic curvature over the observed export-intensity range. In this sense, the quadratic fit is informative descriptively, while stronger claims about a structurally identified right-side decline remain beyond what the present data can support. Read this way, the evidence qualifies rather than overturns the conventional nonlinear literature, while keeping interpretation within the empirical support actually available in the Singapore sample.</w:t>
       </w:r>
       <w:r>
         <w:rPr>
@@ -6992,7 +7012,6 @@
           <w:szCs w:val="20"/>
           <w:rtl w:val="0"/>
         </w:rPr>
-        <w:t>The formal Lind–Mehlum test fails to reject monotonicity, with p = .303. Following the interpretation already developed in the revision package, the internationalization–performance relationship is therefore better characterized as predominantly monotonic positive with mild quadratic curvature within the observed export-intensity range. This framing is important because it qualifies, rather than overturns, the classic nonlinear literature: the right-side decline may exist in principle, but in a digitally mature institutional setting it appears attenuated or shifted into a sparsely populated upper tail.</w:t>
       </w:r>
       <w:r>
         <w:rPr>
@@ -11302,6 +11321,28 @@
     </w:p>
     <w:p>
       <w:pPr>
+        <w:spacing w:after="0" w:line="480" w:lineRule="auto"/>
+        <w:ind w:firstLine="720"/>
+        <w:jc w:val="both"/>
+        <w:rPr/>
+      </w:pPr>
+      <w:r>
+        <w:rPr>
+          <w:rFonts w:ascii="Times New Roman" w:cs="Times New Roman" w:eastAsia="Times New Roman" w:hAnsi="Times New Roman"/>
+          <w:sz w:val="20"/>
+          <w:szCs w:val="20"/>
+          <w:rtl w:val="0"/>
+        </w:rPr>
+        <w:t>One clarification is important for interpretation. Because FSTS is mean-centered before squaring and the interaction terms are constructed from the centered measure, the coefficient on DAI in Model M8 is not numerically equivalent to the marginal effect of DAI at FSTS = 0 on the original scale. For that reason, the near-zero direct DAI coefficient in M8 should not be read as contradicting the small positive marginal effect reported for domestic firms in Table 4. The more relevant substantive pattern is that the DAI association is weak across much of the distribution and becomes more positive only in the high-export tail, where cross-border coordination demands are denser but empirical support is also thinner.</w:t>
+      </w:r>
+      <w:r>
+        <w:rPr>
+          <w:rtl w:val="0"/>
+        </w:rPr>
+      </w:r>
+    </w:p>
+    <w:p>
+      <w:pPr>
         <w:spacing w:after="120" w:line="480" w:lineRule="auto"/>
         <w:jc w:val="left"/>
         <w:rPr/>
@@ -12794,7 +12835,7 @@
           <w:szCs w:val="20"/>
           <w:rtl w:val="0"/>
         </w:rPr>
-        <w:t>The manuscript should therefore state the DAI finding in conditional terms. In Singapore’s digitally mature setting, foundational digital adoption appears to function less as a universal productivity lever and more as a scale-enabling complement for firms facing denser cross-border coordination demands. That interpretation is also fully consistent with the construct boundary established earlier, because the observed effect concerns Tier 1–2 digital adoption rather than deeper digitally integrated organizational capability.</w:t>
+        <w:t>In this setting, foundational digital adoption is better interpreted as a conditional scaling resource whose productivity relevance becomes more visible at higher export intensity, while remaining weak or statistically indistinct across much of the distribution.</w:t>
       </w:r>
       <w:r>
         <w:rPr>
@@ -16324,7 +16365,7 @@
           <w:szCs w:val="18"/>
           <w:rtl w:val="0"/>
         </w:rPr>
-        <w:t>Figure 1. Conceptual model. Internationalization (FSTS, FSTS²) is the independent variable; firm performance, measured as ln(labour productivity), is the dependent variable. Technological capability (TCI) and digital adoption (DAI) are moderators acting on the internationalization–performance path (H2 and H4). The diagram also lists the direct effects of TCI and DAI on the dependent variable (H1 and H3), which are estimated in the empirical model but not drawn as crossing arrows for visual clarity. Firm size, age, foreign ownership, and broad-sector fixed effects enter as controls. Solid arrows denote direct associations; dashed arrows denote moderation associations. The setting is Singapore as an extreme-case, within-context observation of a digitally mature economy (WBES 2023, N = 623 / 617).</w:t>
+        <w:t>Figure 1. Conceptual model. Internationalization (FSTS, FSTS²) is the independent variable; firm performance, measured as ln(labour productivity), is the dependent variable. Technological capability (TCI) and digital adoption (DAI) are moderators acting on the internationalization–performance path (H2 and H4). The diagram also lists the direct effects of TCI and DAI on the dependent variable (H1 and H3), which are estimated in the empirical model but not drawn as crossing arrows for visual clarity. Firm size, age, foreign ownership, and broad-sector fixed effects enter as controls. Solid arrows denote direct associations; dashed arrows denote moderation associations. The setting is Singapore as an within-context, analytically informative case of a digitally advanced economy (WBES 2023, N = 623 / 617).</w:t>
       </w:r>
       <w:r>
         <w:rPr>

--- a/papers/p3-singapore/submission/01_Manuscript.docx
+++ b/papers/p3-singapore/submission/01_Manuscript.docx
@@ -7078,7 +7078,7 @@
           <w:szCs w:val="20"/>
           <w:rtl w:val="0"/>
         </w:rPr>
-        <w:t>In the supplementary TCI-moderation specification (Model M3), the direct TCI coefficient remains positive and significant (β = 0.188, p &lt; .001), but the interaction terms involving FSTS and squared FSTS are jointly insignificant. Because the absence of moderation cannot be inferred from non-significance alone, the evidence is better read as supporting an intercept-dominant interpretation of the TCI association rather than as a definitive demonstration that curvature moderation is exactly zero. The manuscript therefore should interpret TCI primarily as a level-shift effect on the productivity intercept rather than as a curvature-shaping moderator of the internationalization–performance relationship. This is also the most coherent reading for hypothesis development, because it preserves the distinction between internal capability depth and export-contingent digital complementarity.</w:t>
+        <w:t>In the supplementary TCI-moderation specification (Model M3), the direct TCI coefficient remains positive and significant (β = 0.188, p &lt; .001), but the interaction terms involving FSTS and squared FSTS are jointly insignificant. Because the absence of moderation cannot be inferred from non-significance alone, the evidence is better read as supporting an intercept-dominant interpretation of the TCI association rather than as a definitive demonstration that curvature moderation is exactly zero. The manuscript therefore should the evidence is therefore more consistent with an intercept-dominant reading than with a clearly identified moderation channel of the internationalization–performance relationship. This is also the most coherent reading for hypothesis development, because it preserves the distinction between internal capability depth and export-contingent digital complementarity.</w:t>
       </w:r>
       <w:r>
         <w:rPr>
@@ -12903,7 +12903,7 @@
           <w:szCs w:val="20"/>
           <w:rtl w:val="0"/>
         </w:rPr>
-        <w:t>Figure 3 visualizes the baseline quadratic fit between export intensity and labour productivity. The fitted curve implies a turning point near FSTS 82%, but the point estimate is loosely identified — its 95% percentile bootstrap confidence interval spans [53%, 253%] — and lies in a sparsely populated upper tail of the sample. The Lind–Mehlum test does not formally confirm a conventional inverted-U at conventional significance levels. The appropriate interpretation is therefore not that the classic nonlinear literature is overturned, but that in this extreme-case Singapore setting the right-side decline of the curve appears attenuated or shifted beyond the export range occupied by most firms in the data.</w:t>
+        <w:t>Figure 3 visualizes the baseline quadratic fit between export intensity and labour productivity. The fitted curve implies a turning point near FSTS 82%, but the point estimate is loosely identified — its 95% percentile bootstrap confidence interval spans [53%, 253%] — and lies in a sparsely populated upper tail of the sample. The Lind–Mehlum test does not formally confirm a conventional inverted-U at conventional significance levels. The appropriate interpretation is therefore not that the classic nonlinear literature is overturned, but that in this Singapore sample the right-side decline of the curve appears attenuated or shifted beyond the export range occupied by most firms in the data.</w:t>
       </w:r>
       <w:r>
         <w:rPr>
@@ -12998,7 +12998,7 @@
           <w:szCs w:val="20"/>
           <w:rtl w:val="0"/>
         </w:rPr>
-        <w:t>The effect sizes reported in the manuscript reinforce a cautious interpretation. The TCI direct effect is in the small-to-medium range, while the DAI moderation block is statistically detectable but substantively modest, which is typical for interaction effects in organizational research. Taken together, the strongest empirical claim of Section 4 is therefore not that digital adoption yields a large average productivity premium, but that its association with productivity becomes more positive as export intensity rises in a digitally mature setting.</w:t>
+        <w:t>The effect sizes reported in the manuscript reinforce a cautious interpretation. The TCI direct effect is in the small-to-medium range, while the DAI moderation block is statistically detectable but substantively modest, which is typical for interaction effects in organizational research. Taken together, the strongest empirical claim of Section 4 is therefore not that digital adoption yields a large average productivity premium, but that its association with productivity becomes more positive as export intensity rises within the Singapore sample, with the clearest signal concentrated in the high-export tail.</w:t>
       </w:r>
       <w:r>
         <w:rPr>
@@ -14902,7 +14902,7 @@
           <w:szCs w:val="20"/>
           <w:rtl w:val="0"/>
         </w:rPr>
-        <w:t>Three theoretical implications follow from these findings. First, the TCI result supports a capability-depth interpretation of firm performance in internationalizing firms. Technological capability appears to operate as a non-location-bound firm-specific advantage (Rugman &amp; Verbeke 2004) that raises the productivity intercept but does not systematically reshape the curvature of the internationalization–performance relationship. This pattern is consistent with the view that internal capability depth can improve how efficiently firms operate across markets without necessarily altering the coordination-cost dynamics that generate nonlinearity in the I–P relationship.</w:t>
+        <w:t>Three theoretical implications follow from these findings. First, the TCI result supports a capability-depth interpretation of firm performance in internationalizing firms. Technological capability is positively associated with labour productivity in a way that is more stable than any moderation pattern identified in the present design, which is consistent with the view that internal capability depth improves the productivity base from which firms engage international markets. This interpretation fits the absorptive-capacity and technological-capability traditions by emphasizing learning, innovation, and technology absorption as firm-internal sources of productivity heterogeneity rather than as clearly identified shifters of I–P curvature.</w:t>
       </w:r>
       <w:r>
         <w:rPr>
@@ -14924,7 +14924,7 @@
           <w:szCs w:val="20"/>
           <w:rtl w:val="0"/>
         </w:rPr>
-        <w:t>Second, the present evidence qualifies rather than overturns the conventional nonlinear I–P literature (Contractor et al. 2003; Hitt et al. 1997; Lu &amp; Beamish 2004; Marano et al. 2016). The baseline relationship remains mildly curved, but the negative right-hand side of the curve is not formally established within the observed export-intensity range. A useful interpretation is that, in a extreme-case Singapore setting, cross-border coordination costs do not disappear; instead, they are partially reallocated. Mature digital infrastructure reduces basic communication, transaction, and information frictions, which can flatten the right-side decline of the curve within the export-intensity range most firms actually occupy. Under such conditions, the classic inverted-U may still exist in principle, but its turning point is shifted toward the extreme upper tail of internationalization, where empirical observations are sparse in the present sample. This reading positions the contribution as a boundary-condition refinement rather than a competing claim: the I–P curvature documented in earlier samples drawn primarily from pre-digital and transitional-digital economies may not generalize to extreme-case Singapore settings without explicit specification of the digital-infrastructure boundary under which it holds.</w:t>
+        <w:t>Second, the evidence qualifies rather than overturns the conventional nonlinear I–P literature. In the Singapore sample, the fitted quadratic displays mild curvature, but the right-side decline is not formally identified within the export-intensity range occupied by most firms, and the implied turning point lies in a sparsely populated upper tail. The appropriate theoretical reading is therefore not that this study establishes a general boundary condition for digitally mature economies, but that it provides within-context evidence from Singapore showing how the conventional I–P logic appears when most firms remain clustered at very low export intensity and the upper tail is thin. In that sense, the study sharpens interpretation of the nonlinear literature without claiming that a single-country cross-section can separate a context-specific mechanism from Singapore-specific institutional features.</w:t>
       </w:r>
       <w:r>
         <w:rPr>
@@ -14946,7 +14946,7 @@
           <w:szCs w:val="20"/>
           <w:rtl w:val="0"/>
         </w:rPr>
-        <w:t>Third, the DAI result suggests that digital adoption in a digitally mature economy is best understood as a conditional scaling complement rather than as a universal productivity premium. When basic digital infrastructure is already widespread, digital adoption is less likely to differentiate firms uniformly across the full export-intensity distribution. Its productivity relevance becomes stronger when firms reach high export intensity, because digital interfaces and transaction systems can then be amortized across a larger volume of cross-border exchanges, denser information flows, and more demanding multi-market coordination tasks. This interpretation also clarifies why the construct should be labeled digital adoption rather than digital capability. The available WBES indicators capture firms’ uptake of digital interfaces and transaction-enabling mechanisms, not deeper digitally integrated organizational capabilities. Distinguishing DAI from TCI therefore does more than improve terminology; it clarifies that firm-internal capability depth and digitally enabled cross-border orchestration are analytically distinct sources of performance heterogeneity. In the present setting, the observed DAI effect should be understood as evidence about the productivity relevance of Tier 1–2 digitalization in a digitally mature economy, not as direct evidence about deeper digitally integrated organizational capability.</w:t>
+        <w:t>Third, the DAI result suggests that foundational digital adoption is better understood as a conditional scaling resource than as a uniform firm-level productivity premium. Across much of the observed export-intensity distribution, the DAI association is weak or statistically indistinct, but it becomes more positive in the high-export tail, where firms face denser cross-border coordination and transaction demands. This pattern is consistent with the idea that Tier 1–2 digital adoption matters most when firms have sufficient international throughput to use digital interfaces and transaction-enabling systems intensively, while also underscoring that the evidence is concentrated in a thin-support region and should therefore be interpreted cautiously. The contribution here is thus not to establish a universal digitalization mechanism, but to clarify that foundational digital adoption and technological capability are analytically distinct and empirically associated with performance in different ways within this setting.</w:t>
       </w:r>
       <w:r>
         <w:rPr>
@@ -14997,7 +14997,7 @@
           <w:szCs w:val="20"/>
           <w:rtl w:val="0"/>
         </w:rPr>
-        <w:t>For firms operating in digitally mature settings, the findings suggest that investments in digital adoption are most strongly associated with productivity advantages when firms already operate at high export intensity. In such cases, digital interfaces, payment systems, and related transaction-enabling tools appear to function as scaling mechanisms that help firms coordinate a larger volume of cross-border activity more efficiently. For firms that are already deeply engaged in export markets, the implication is therefore strategic rather than merely symbolic: foundational digital systems seem to matter most when coordination demands across customers, suppliers, and foreign-market transactions become dense enough for those systems to be used intensively.</w:t>
+        <w:t>For firms in Singapore and comparable high-digital-infrastructure contexts, the findings suggest that investments in foundational digital adoption are most strongly associated with productivity advantages when firms already operate at relatively high export intensity. In such cases, digital interfaces, payment systems, and related transaction-enabling tools appear to function as scaling mechanisms that help firms coordinate a larger volume of cross-border activity more efficiently. For firms already deeply engaged in export markets, the managerial implication is therefore strategic rather than symbolic: foundational digital systems appear to matter most when coordination demands across customers, suppliers, and foreign-market transactions become dense enough for those systems to be used intensively.</w:t>
       </w:r>
       <w:r>
         <w:rPr>
@@ -15019,7 +15019,7 @@
           <w:szCs w:val="20"/>
           <w:rtl w:val="0"/>
         </w:rPr>
-        <w:t>For firms concentrated in domestic markets or at low export intensity, digital adoption may still be beneficial, but the productivity differentials appear smaller and less distinctive. In a digitally mature economy, basic digital functionality is already widespread, so adopting such tools may no longer generate a large standalone productivity premium for all firms equally. For firms in the intermediate export-intensity range, the results suggest caution in expecting immediate labour-productivity gains from digital adoption alone. The evidence does not indicate a strong penalty in this range, but neither does it indicate reliably large gains. Managerially, this implies that digital adoption in this segment should be aligned with broader strategic objectives such as market access, customer integration, supplier coordination, and future export scaling rather than justified only on the basis of short-run productivity returns.</w:t>
+        <w:t>For firms concentrated in domestic markets or at low export intensity, digital adoption may still be worthwhile, but the productivity differentials appear smaller and less distinctive in the present data. In this setting, basic digital functionality is already relatively widespread, so adopting such tools may not generate a large standalone labour-productivity premium for all firms equally. For firms in the intermediate export-intensity range, the results suggest caution in expecting immediate productivity gains from digital adoption alone; these investments are likely to be more valuable when aligned with broader objectives such as customer integration, supplier coordination, export readiness, and future scaling.</w:t>
       </w:r>
       <w:r>
         <w:rPr>
@@ -15041,7 +15041,7 @@
           <w:szCs w:val="20"/>
           <w:rtl w:val="0"/>
         </w:rPr>
-        <w:t>More broadly, the findings imply that managers should avoid treating technological capability and digital adoption as interchangeable investment categories. Investments in technological capability appear to support a broader productivity base, whereas investments in digital adoption seem to become especially valuable when firms face the coordination intensity associated with deeper internationalization. For managerial decision making, this means that capability-building and digitalization strategies should be sequenced and matched to the firm’s actual stage of export expansion rather than pursued as a single undifferentiated digital capability agenda.</w:t>
+        <w:t>More broadly, the findings imply that managers should avoid treating technological capability and digital adoption as interchangeable investment categories. Investments in technological capability appear to support a broader productivity base, whereas investments in foundational digital adoption become more relevant when firms face the coordination intensity associated with deeper internationalization. This suggests that capability-building and digitalization strategies should be sequenced and matched to the firm's actual stage of export expansion rather than pursued as a single undifferentiated digital-capability agenda.</w:t>
       </w:r>
       <w:r>
         <w:rPr>
@@ -15086,7 +15086,7 @@
           <w:szCs w:val="20"/>
           <w:rtl w:val="0"/>
         </w:rPr>
-        <w:t>This study revisits the internationalization–performance relationship in a digitally mature economy by distinguishing technological capability from digital adoption and examining how each relates to labour productivity in Singapore. Using World Bank Enterprise Survey microdata for Singapore 2023, the analysis shows that technological capability is positively associated with productivity and operates primarily as a level-shift effect, whereas digital adoption shows conditional relevance that becomes more positive at higher levels of export intensity.</w:t>
+        <w:t>This study revisits the internationalization–performance relationship by distinguishing technological capability from foundational digital adoption and examining how each is associated with labour productivity among firms in Singapore. Using World Bank Enterprise Survey microdata for Singapore 2023, the analysis shows that technological capability is positively associated with productivity, while digital adoption exhibits a more conditional association that becomes more positive only at higher levels of export intensity. The findings therefore support a distinction between firm-internal capability depth and foundational digitally enabled transaction capacity rather than treating both domains as interchangeable aspects of a single digital-capability construct.</w:t>
       </w:r>
       <w:r>
         <w:rPr>
@@ -15108,7 +15108,7 @@
           <w:szCs w:val="20"/>
           <w:rtl w:val="0"/>
         </w:rPr>
-        <w:t>The findings also refine the interpretation of the nonlinear I–P literature in digitally mature settings. Within the observed export-intensity range, the baseline pattern is best characterized as predominantly monotonic positive with mild quadratic curvature rather than as a formally identified inverted-U. Read in this way, the evidence does not overturn the established I–P literature, but instead suggests that, in digitally mature economies, the right-side decline of the curve may be attenuated or shifted toward sparsely populated levels of export intensity.</w:t>
+        <w:t>The study also qualifies the interpretation of the nonlinear I–P literature in this setting. Within the observed export-intensity range, the baseline pattern is better characterized as predominantly positive with mild quadratic curvature than as a formally identified inverted-U, because the implied turning point lies in a sparsely populated upper tail and is imprecisely located. Read in this way, the evidence does not overturn the established I–P literature, nor does it establish a general boundary condition for digitally mature economies; instead, it provides within-context evidence from Singapore on how the conventional nonlinear logic appears in a highly digitalized institutional environment where most firms remain concentrated at low export intensity.</w:t>
       </w:r>
       <w:r>
         <w:rPr>
@@ -15130,7 +15130,7 @@
           <w:szCs w:val="20"/>
           <w:rtl w:val="0"/>
         </w:rPr>
-        <w:t>More broadly, the study contributes to international business research by sharpening construct validity and clarifying a boundary condition of digital internationalization. Technological capability appears to capture firm-internal capability depth, whereas foundational digital adoption is better understood as a contingent scaling resource whose productivity relevance becomes more visible as cross-border coordination demands increase.</w:t>
+        <w:t>More broadly, the study contributes to international business research by sharpening construct interpretation and by showing that technological capability and foundational digital adoption are associated with performance through different empirical patterns. Technological capability shows the more stable positive association with productivity, whereas foundational digital adoption is better interpreted as a conditional scaling resource whose relevance becomes more visible only where cross-border coordination demands are relatively intense. These conclusions are deliberately bounded to the present design and setting, and they point toward the need for comparative and longitudinal research before broader cross-setting claims about how digitalization shapes the I–P pattern can be sustained.</w:t>
       </w:r>
       <w:r>
         <w:rPr>
@@ -15197,7 +15197,7 @@
           <w:szCs w:val="20"/>
           <w:rtl w:val="0"/>
         </w:rPr>
-        <w:t>Second, the sample contains a thin right tail of high-intensity exporters: 82.2% of firms report zero exports, 4.5% exceed 50% export intensity, and only 3.2% exceed 70%. Two consequences follow. First, the implied quadratic turning point at 82% on the FSTS scale is identified from a sparsely populated region; 5,000-replication cluster bootstrap places the 95% percentile confidence interval at [53%, 253%], so the turning point is best read as an indicative descriptive feature rather than a structurally identified inflection — the inverted-U *shape* is robust (recovered in 96.3% of bootstrap replications) but its *location* is imprecise. Second, the DAI moderation pattern attains conventional joint significance in the full-sample, leave-one-out (100% of LOO fits), and trimmed-tail re-estimations (drop FSTS &gt; 70%: F = 5.51, p = .004; drop FSTS &gt; 80%: F = 4.42, p = .012); within the exporter-only subsample (N = 84) the joint F-test for DAI moderation remains significant (F = 6.32, p = .003) but the 95% confidence intervals for individual coefficients are wider, reflecting the small subsample size rather than a fragile underlying pattern. The appropriate caution therefore rests on (i) the thin upper-tail support for the precise location of the turning point and (ii) the borderline precision of individual moderation coefficients in the small exporter subsample, not on differences in adjusted R² across samples of unequal size and composition.</w:t>
+        <w:t>Second, the sample contains a thin right tail of high-intensity exporters. Most firms report zero exports, the 75th percentile of FSTS remains at zero, and only a small fraction of firms occupy the high-export range in which the fitted turning point and the strongest DAI moderation signals appear. Two consequences follow. First, the implied turning point in the quadratic specification should be interpreted as an indicative descriptive feature rather than as a structurally identified inflection, because it lies in a sparsely populated region and its bootstrap confidence interval is wide ([53%, 253%]) even though an inverted-U shape is frequently recovered in resamples (96.3% of replications). Second, the DAI moderation pattern is more appropriately treated as suggestive evidence concentrated in the thin upper tail: it remains visible across leave-one-out, trimmed-tail, and indicator-sensitivity diagnostics, but precision is necessarily lower when attention shifts to the small exporter subsample (N = 84) and the sparsely populated high-intensity range. The appropriate caution therefore rests on the limited empirical support in the upper tail and the resulting imprecision of tail-based inference, not on differences in adjusted R² across samples of very different size and composition.</w:t>
       </w:r>
       <w:r>
         <w:rPr>

--- a/papers/p3-singapore/submission/01_Manuscript.docx
+++ b/papers/p3-singapore/submission/01_Manuscript.docx
@@ -117,7 +117,7 @@
           <w:szCs w:val="20"/>
           <w:rtl w:val="0"/>
         </w:rPr>
-        <w:t>Keywords: internationalization–performance relationship; digital adoption; technological capability; boundary conditions; Singapore</w:t>
+        <w:t>Keywords: internationalization–performance relationship; digital adoption; technological capability; export intensity; labour productivity; Singapore</w:t>
       </w:r>
       <w:r>
         <w:rPr>
@@ -814,7 +814,7 @@
           <w:szCs w:val="20"/>
           <w:rtl w:val="0"/>
         </w:rPr>
-        <w:t>Hypothesis 2 (H2). Technological capability (TCI) is positively associated with labour productivity in Singapore, while its moderation of the internationalization–performance relationship is treated as an open empirical question.</w:t>
+        <w:t>Whether technological capability (TCI) also moderates the internationalization–performance relationship is treated as an open empirical question and assessed in a supplementary specification rather than as a hypothesized moderation channel.</w:t>
       </w:r>
       <w:r>
         <w:rPr>
@@ -1031,7 +1031,7 @@
           <w:szCs w:val="20"/>
           <w:rtl w:val="0"/>
         </w:rPr>
-        <w:t>Figure 1 summarizes the conceptual model. The model treats TCI and DAI as analytically distinct firm-level constructs that are associated with firm performance through different channels. TCI is expected to show a more stable direct association with labour productivity than a clearly identified moderation pattern, reflecting its role as firm-internal capability depth grounded in learning, innovation, and technology absorption. DAI, by contrast, is theorized to matter contingently through export intensity rather than as a uniform direct premium, because the observed indicators capture foundational digital interfaces and transaction-enabling mechanisms whose relevance depends on how intensively firms engage in cross-border operations. In this sense, H3 and H4 are jointly informative: H3 concerns the non-uniformity of the DAI–productivity association, whereas H4 specifies the direction of that contingency across export intensity. The model is therefore positioned as a within-context framework for interpreting firm-level evidence from Singapore rather than as a design that can, on its own, establish a general boundary condition for digitally mature economies.</w:t>
+        <w:t>Figure 1 summarizes the conceptual model. The model treats TCI and DAI as analytically distinct firm-level constructs that are associated with firm performance through different channels. TCI enters the model primarily as a direct-effect construct, reflecting firm-internal capability depth grounded in learning, innovation, and technology absorption; whether TCI also moderates the FSTS–performance relationship is examined in a supplementary test rather than presumed ex ante. DAI, by contrast, is the contingency variable on the I–P path: its productivity relevance is theorized to vary across levels of export intensity rather than to operate as a uniform direct premium, because the observed indicators capture foundational digital interfaces and transaction-enabling mechanisms whose relevance depends on how intensively firms engage in cross-border operations. In this sense, H3 and H4 are jointly informative: H3 concerns the non-uniformity of the DAI–productivity association, whereas H4 specifies the direction of that contingency across export intensity. The model is therefore positioned as a within-context framework for interpreting firm-level evidence from Singapore rather than as a design that can, on its own, establish a general boundary condition for digitally mature economies.</w:t>
       </w:r>
       <w:r>
         <w:rPr>
@@ -1101,7 +1101,7 @@
           <w:szCs w:val="18"/>
           <w:rtl w:val="0"/>
         </w:rPr>
-        <w:t>Figure 1. Conceptual model. Internationalization (FSTS, FSTS²) is the independent variable; firm performance, measured as ln(labour productivity), is the dependent variable. Technological capability (TCI) and digital adoption (DAI) are moderators acting on the internationalization–performance path (H2 and H4). The diagram also lists the direct effects of TCI and DAI on the dependent variable (H1 and H3), which are estimated in the empirical model but not drawn as crossing arrows for visual clarity. Firm size, age, foreign ownership, and broad-sector fixed effects enter as controls. Solid arrows denote direct associations; dashed arrows denote moderation associations. The setting is Singapore as a within-context, analytically informative case of a digitally advanced economy (WBES 2023, N = 623 / 617).</w:t>
+        <w:t>Figure 1. Conceptual model. Internationalization (FSTS, FSTS²) is the independent variable; firm performance, measured as ln(labour productivity), is the dependent variable. Digital adoption (DAI) is the contingency variable on the I–P path (H4); technological capability (TCI) enters mainly as a direct-effect construct (H1), with any moderation by TCI assessed in a supplementary test rather than hypothesized ex ante. The diagram also lists the direct effect of DAI on the dependent variable (H3), which is estimated in the empirical model but not drawn as a crossing arrow for visual clarity. Firm size, age, foreign ownership, and broad-sector fixed effects enter as controls. Solid arrows denote direct associations; dashed arrows denote moderation associations. The setting is Singapore as a within-context, analytically informative case of a digitally advanced economy (WBES 2023, N = 623 / 617).</w:t>
       </w:r>
       <w:r>
         <w:rPr>
@@ -1476,7 +1476,7 @@
           <w:szCs w:val="20"/>
           <w:rtl w:val="0"/>
         </w:rPr>
-        <w:t>The full model includes centered FSTS, squared centered FSTS, TCI, DAI, the interaction between FSTS and DAI, and the interaction between squared FSTS and DAI, in addition to the control set. A supplementary specification replaces the DAI interaction block with analogous TCI interaction terms in order to assess whether technological capability operates primarily as a moderator or as an intercept-shifting capability variable. Following the recommendations of Haans et al. (2016) for testing curvilinear relationships in strategy research, the study applies the Lind and Mehlum (2010) test for a U-shaped or inverted-U relationship to assess the quadratic shape formally. To assess whether the DAI interaction block matters jointly, the study reports a joint F-test on the two DAI interaction terms and also interprets effect size using Cohen’s f² (Aguinis et al. 2005; Cohen 1988).</w:t>
+        <w:t>The full model includes centered FSTS, squared centered FSTS, TCI, DAI, the interaction between FSTS and DAI, and the interaction between squared FSTS and DAI, in addition to the control set. A supplementary specification replaces the DAI interaction block with analogous TCI interaction terms in order to assess whether any TCI moderation is empirically detectable beyond its more stable direct association with productivity. Following the recommendations of Haans et al. (2016) for testing curvilinear relationships in strategy research, the study applies the Lind and Mehlum (2010) test for a U-shaped or inverted-U relationship to assess the quadratic shape formally. To assess whether the DAI interaction block matters jointly, the study reports a joint F-test on the two DAI interaction terms and also interprets effect size using Cohen’s f² (Aguinis et al. 2005; Cohen 1988).</w:t>
       </w:r>
       <w:r>
         <w:rPr>
@@ -7078,7 +7078,7 @@
           <w:szCs w:val="20"/>
           <w:rtl w:val="0"/>
         </w:rPr>
-        <w:t>In the supplementary TCI-moderation specification (Model M3), the direct TCI coefficient remains positive and significant (β = 0.188, p &lt; .001), but the interaction terms involving FSTS and squared FSTS are jointly insignificant. Because the absence of moderation cannot be inferred from non-significance alone, the evidence is better read as supporting an intercept-dominant interpretation of the TCI association rather than as a definitive demonstration that curvature moderation is exactly zero. The manuscript therefore should the evidence is therefore more consistent with an intercept-dominant reading than with a clearly identified moderation channel of the internationalization–performance relationship. This is also the most coherent reading for hypothesis development, because it preserves the distinction between internal capability depth and export-contingent digital complementarity.</w:t>
+        <w:t>In the supplementary TCI-moderation specification (Model M3), the direct TCI coefficient remains positive and significant (β = 0.188, p &lt; .001), but the interaction terms involving FSTS and squared FSTS are jointly insignificant. Because the absence of moderation cannot be inferred from non-significance alone, the evidence is better read as supporting an intercept-dominant interpretation of the TCI association rather than as a definitive demonstration that curvature moderation is exactly zero. Taken together, the evidence is more consistent with an intercept-dominant reading of the TCI association than with a clearly identified moderation channel in the internationalization–performance relationship. This is also the most coherent reading for hypothesis development, because it preserves the distinction between internal capability depth and export-contingent digital complementarity.</w:t>
       </w:r>
       <w:r>
         <w:rPr>
@@ -11311,7 +11311,7 @@
           <w:szCs w:val="20"/>
           <w:rtl w:val="0"/>
         </w:rPr>
-        <w:t>The strongest evidence for DAI appears in the moderation specifications. In the full model (Model M8), the direct DAI term is small and not statistically significant (β = 0.019, p = .705), the linear interaction with FSTS is negative and marginal (β = −1.177, p = .083), and the quadratic interaction term is positive and statistically significant (β = 3.118, SE = 1.117, p = .005). Model M8 also produces the highest explanatory power among the main specifications, with R² = 0.213 and adjusted R² = 0.199. Read substantively, these estimates indicate that the productivity relevance of digital adoption becomes more positive at higher levels of export intensity, with the clearest signal concentrated in the high-export tail rather than distributed uniformly across the sample.</w:t>
+        <w:t>The strongest evidence for DAI appears in the moderation specifications. In the full model (Model M8), the direct DAI term is small and not statistically significant (β = 0.019, p = .705), the linear interaction with FSTS is negative and marginal (β = −1.177, p = .083), and the quadratic interaction term is positive and statistically significant (β = 3.118, SE = 1.117, p = .005). Model M8 also produces the highest explanatory power among the main specifications, with R² = 0.211 and adjusted R² = 0.196. Read substantively, these estimates indicate that the productivity relevance of digital adoption becomes more positive at higher levels of export intensity, with the clearest signal concentrated in the high-export tail rather than distributed uniformly across the sample.</w:t>
       </w:r>
       <w:r>
         <w:rPr>
@@ -12813,7 +12813,7 @@
           <w:szCs w:val="20"/>
           <w:rtl w:val="0"/>
         </w:rPr>
-        <w:t>Table 4 and Figure 2 translate the interaction estimates from Model M8 into substantively interpretable marginal effects across the export-intensity distribution. Across domestic, low-export, and much of the middle export range, the marginal effect of DAI is small and statistically indistinguishable from zero, which indicates that basic digital adoption does not generate a large universal labour-productivity premium across the full sample. By contrast, the marginal effect becomes positive and statistically significant among high-intensity exporters, reaching 0.588 at FSTS 70 and 1.742 at FSTS 100. This pattern supports the interpretation of DAI as a scale-enabling complement whose productivity relevance emerges more clearly when firms face denser cross-border coordination and transaction demands.</w:t>
+        <w:t>Table 4 and Figure 2 translate the interaction estimates from Model M8 into substantively interpretable marginal effects across the export-intensity distribution. At FSTS = 0, the marginal effect of DAI is small but positive and marginally significant (+0.080, p = .045), indicating only a modest baseline association among purely domestic firms. Across the low-export and middle export range, however, the marginal effect is statistically indistinguishable from zero, which indicates that basic digital adoption does not generate a large universal labour-productivity premium across the full sample. By contrast, the marginal effect becomes positive and statistically significant among high-intensity exporters, reaching 0.588 at FSTS 70 and 1.742 at FSTS 100. This pattern supports the interpretation of DAI as a scale-enabling complement whose productivity relevance emerges more clearly when firms face denser cross-border coordination and transaction demands.</w:t>
       </w:r>
       <w:r>
         <w:rPr>
@@ -16365,7 +16365,7 @@
           <w:szCs w:val="18"/>
           <w:rtl w:val="0"/>
         </w:rPr>
-        <w:t>Figure 1. Conceptual model. Internationalization (FSTS, FSTS²) is the independent variable; firm performance, measured as ln(labour productivity), is the dependent variable. Technological capability (TCI) and digital adoption (DAI) are moderators acting on the internationalization–performance path (H2 and H4). The diagram also lists the direct effects of TCI and DAI on the dependent variable (H1 and H3), which are estimated in the empirical model but not drawn as crossing arrows for visual clarity. Firm size, age, foreign ownership, and broad-sector fixed effects enter as controls. Solid arrows denote direct associations; dashed arrows denote moderation associations. The setting is Singapore as an within-context, analytically informative case of a digitally advanced economy (WBES 2023, N = 623 / 617).</w:t>
+        <w:t>Figure 1. Conceptual model. Internationalization (FSTS, FSTS²) is the independent variable; firm performance, measured as ln(labour productivity), is the dependent variable. Digital adoption (DAI) is the contingency variable on the I–P path (H4); technological capability (TCI) enters mainly as a direct-effect construct (H1), with any moderation by TCI assessed in a supplementary test rather than hypothesized ex ante. The diagram also lists the direct effect of DAI on the dependent variable (H3), which is estimated in the empirical model but not drawn as a crossing arrow for visual clarity. Firm size, age, foreign ownership, and broad-sector fixed effects enter as controls. Solid arrows denote direct associations; dashed arrows denote moderation associations. The setting is Singapore as a within-context, analytically informative case of a digitally advanced economy (WBES 2023, N = 623 / 617).</w:t>
       </w:r>
       <w:r>
         <w:rPr>

--- a/papers/p3-singapore/submission/01_Manuscript.docx
+++ b/papers/p3-singapore/submission/01_Manuscript.docx
@@ -185,7 +185,7 @@
           <w:szCs w:val="20"/>
           <w:rtl w:val="0"/>
         </w:rPr>
-        <w:t>Singapore is an analytically valuable setting for revisiting the internationalization–performance relationship because it combines high digital maturity with firm-level heterogeneity in export intensity. The classic I–P literature explains nonlinearity through a trade-off between the scale and learning benefits of international expansion and the rising coordination costs of operating across markets, with the inverted-U emerging as the modal empirical pattern in the broader literature (Marano et al. 2016). However, much of this literature was developed in pre-digital or transitional-digital settings, where institutional and infrastructural conditions differ substantially from those of digitally mature economies (Peng 2003; Peng et al. 2008) and may not fully capture how the I–P curve behaves when firms operate in a digitally mature institutional environment.</w:t>
+        <w:t>Singapore is an analytically valuable setting for revisiting the internationalization–performance relationship because it combines high digital maturity with firm-level heterogeneity in export intensity. The classic I–P literature explains nonlinearity through a trade-off between the scale and learning benefits of international expansion and the rising coordination costs of operating across markets, with the inverted-U emerging as the modal empirical pattern in the broader literature (Marano et al. 2016). However, much of this literature was developed in pre-digital or transitional-digital settings, where institutional and infrastructural conditions differ substantially from those of digitally advanced economies (Peng 2003; Peng et al. 2008) and may not fully capture how the I–P curve behaves when firms operate in a digitally advanced institutional environment.</w:t>
       </w:r>
       <w:r>
         <w:rPr>
@@ -229,7 +229,7 @@
           <w:szCs w:val="20"/>
           <w:rtl w:val="0"/>
         </w:rPr>
-        <w:t>A second motivation concerns construct clarity. In digitally mature settings, firms may differ not only in deeper technological capability rooted in learning, innovation, and absorptive capacity, but also in the extent to which they adopt basic digital interfaces and transaction-enabling systems. These two domains should not be collapsed into a single umbrella construct, because technological capability reflects firm-internal capability depth grounded in resource-based and absorptive-capacity logic (Barney 1991; Cohen &amp; Levinthal 1990; Lall 1992), whereas digital adoption reflects participation in digitally enabled transactions and interfaces that may be more contingent on the surrounding digital ecosystem (Bharadwaj et al. 2013; Verhoef et al. 2021).</w:t>
+        <w:t>A second motivation concerns construct clarity. In digitally advanced settings, firms may differ not only in deeper technological capability rooted in learning, innovation, and absorptive capacity, but also in the extent to which they adopt basic digital interfaces and transaction-enabling systems. These two domains should not be collapsed into a single umbrella construct, because technological capability reflects firm-internal capability depth grounded in resource-based and absorptive-capacity logic (Barney 1991; Cohen &amp; Levinthal 1990; Lall 1992), whereas digital adoption reflects participation in digitally enabled transactions and interfaces that may be more contingent on the surrounding digital ecosystem (Bharadwaj et al. 2013; Verhoef et al. 2021).</w:t>
       </w:r>
       <w:r>
         <w:rPr>
@@ -15175,7 +15175,7 @@
           <w:szCs w:val="20"/>
           <w:rtl w:val="0"/>
         </w:rPr>
-        <w:t>Three limitations warrant explicit caution in interpreting the findings. First, the analysis is a single-country cross-section, and the identification strategy is therefore associational rather than causal. The observed positive associations among TCI, DAI, internationalization, and labour productivity admit at least two non-causal interpretations consistent with the data. The first is productivity-driven self-selection into digital adoption: more productive firms may have the financial slack and managerial bandwidth to install electronic-payment systems and digital interfaces, so the observed DAI–productivity association may reflect this selection channel rather than a productivity-enhancing effect of digital adoption per se. The second is productivity-driven self-selection into international markets, in which only firms above a productivity threshold profitably overcome the fixed costs of exporting; the observed FSTS–DAI interaction could therefore reflect productivity-induced co-movement of export intensity and digital-system utilization rather than a digital-system-induced productivity gain. Standard ex post diagnostics such as non-significant inverse Mills ratios from Heckman-style models do not constitute affirmative evidence of unbiasedness in the absence of a valid exclusion restriction (Wolfolds &amp; Siegel 2019). The disciplined response is therefore to read the present results as extreme-case, within-context evidence from Singapore: the estimated patterns describe how productivity, technological capability, and digital adoption co-move with export intensity in a digitally mature economy, while leaving causal identification of any specific mechanism to designs that cannot be implemented in the present study.</w:t>
+        <w:t>Three limitations warrant caution in interpreting the findings. First, the analysis is based on a single-country cross-section, so the identification scope is associational rather than causal. The observed relationships among technological capability, digital adoption, export intensity, and labour productivity may reflect reverse causation, omitted variables, or productivity-driven selection into exporting and digital adoption. The appropriate interpretation is therefore that the study documents how these variables co-vary in Singapore rather than establishing a causal mechanism.</w:t>
       </w:r>
       <w:r>
         <w:rPr>
@@ -15197,7 +15197,7 @@
           <w:szCs w:val="20"/>
           <w:rtl w:val="0"/>
         </w:rPr>
-        <w:t>Second, the sample contains a thin right tail of high-intensity exporters. Most firms report zero exports, the 75th percentile of FSTS remains at zero, and only a small fraction of firms occupy the high-export range in which the fitted turning point and the strongest DAI moderation signals appear. Two consequences follow. First, the implied turning point in the quadratic specification should be interpreted as an indicative descriptive feature rather than as a structurally identified inflection, because it lies in a sparsely populated region and its bootstrap confidence interval is wide ([53%, 253%]) even though an inverted-U shape is frequently recovered in resamples (96.3% of replications). Second, the DAI moderation pattern is more appropriately treated as suggestive evidence concentrated in the thin upper tail: it remains visible across leave-one-out, trimmed-tail, and indicator-sensitivity diagnostics, but precision is necessarily lower when attention shifts to the small exporter subsample (N = 84) and the sparsely populated high-intensity range. The appropriate caution therefore rests on the limited empirical support in the upper tail and the resulting imprecision of tail-based inference, not on differences in adjusted R² across samples of very different size and composition.</w:t>
+        <w:t>Second, the sample contains a thin right tail of high-intensity exporters. Most firms report zero exports, the 75th percentile of FSTS remains at zero, and only a small fraction of firms occupy the high-export range in which the fitted turning point and the strongest DAI moderation signals appear. The implied turning point in the quadratic specification should therefore be interpreted as a descriptive feature rather than as a structurally identified inflection, because it is estimated from a sparsely populated region and its 95% bootstrap confidence interval is wide ([53%, 253%]) even though an inverted-U shape is recovered in 96.3% of resamples. The same caution applies to the DAI moderation pattern: it remains visible across leave-one-out, trimmed-tail, and indicator-sensitivity diagnostics, but precision is necessarily lower in the small exporter subsample (N = 84) and the sparsely populated high-intensity range. The appropriate caution therefore rests on the limited empirical support in the upper tail and the resulting imprecision of tail-based inference.</w:t>
       </w:r>
       <w:r>
         <w:rPr>
@@ -15219,7 +15219,7 @@
           <w:szCs w:val="20"/>
           <w:rtl w:val="0"/>
         </w:rPr>
-        <w:t>Third, the estimated moderation effect is statistically detectable but substantively modest, and the present results should be read as an initial firm-level test of a conditional digital-adoption argument in one digitally mature setting rather than as definitive evidence of a generalized pattern across digitally mature economies. The DAI indicators available in WBES 2023 capture Tier 1–2 digital adoption — digital presence and digital transaction usage — rather than Tier 3–4 digital capability or dynamic capability; indicator-sensitivity analysis shows that the moderation pattern depends on the foundational digital-infrastructure indicators (firm website and electronic-payment-to-suppliers usage) and weakens when these specific indicators are dropped. Although equivalence-testing approaches (Lakens et al. 2018) could in principle quantify the support for null moderation in subsamples, the present sample size limits their power, and the more cautious reading is that absence of moderation cannot be inferred from non-significance alone. Whether the scale-enabling-complement pattern persists, attenuates, or is amplified under richer measures of digitally integrated organizational capabilities remains an open empirical question. Future research should therefore examine whether the same pattern appears in other digitally mature economies, such as Hong Kong, the Republic of Korea, and Taiwan, and under purpose-designed instruments that capture deeper digital dynamic capabilities. Future research should also extend this measurement architecture by linking WBES-type microdata, where confidentiality arrangements permit, to firm-level databases or by using purpose-built survey instruments that better capture process-level digital integration and higher-order capability depth. More broadly, future work should examine whether the scale-enabling-complement pattern operates through identifiable mechanisms such as supplier-side digital integration, customer-facing digital channels, or internal ERP integration. Causal identification, in particular, would benefit from firm-level panel data, successive enterprise-survey waves, national statistical-office registers, or proprietary databases that permit firm fixed-effects estimation. Where suitable instruments are available, such as regional digital-infrastructure rollouts or plausibly exogenous trade-policy shocks, instrumental-variable or difference-in-differences designs would further upgrade the present associational evidence to causal identification.</w:t>
+        <w:t>Third, the estimated digital-adoption effect should be interpreted within the measurement boundary of the available indicators. The DAI construct captures Tier 1–2 digital adoption — digital presence and electronic-transaction usage — rather than deeper digitally integrated organizational capability or digital dynamic capability; indicator-sensitivity analysis shows that the moderation pattern depends on the foundational digital-infrastructure indicators and weakens when those specific items are dropped. Future research should therefore examine whether the same conditional pattern appears in other digitally advanced economies and under richer measures that capture process integration, organizational digitalization, and higher-order digital capabilities more directly. Panel data, successive enterprise-survey waves, linked administrative records, and stronger quasi-experimental designs — including instrumental-variable or difference-in-differences specifications keyed to digital-infrastructure rollouts or trade-policy shocks — would also help clarify whether the observed associations reflect scaling complementarities, selection effects, or other mechanisms.</w:t>
       </w:r>
       <w:r>
         <w:rPr>

--- a/papers/p3-singapore/submission/01_Manuscript.docx
+++ b/papers/p3-singapore/submission/01_Manuscript.docx
@@ -12970,7 +12970,7 @@
           <w:szCs w:val="20"/>
           <w:rtl w:val="0"/>
         </w:rPr>
-        <w:t>When DAI is reduced to a thinner, website-only measure, the moderation result weakens, suggesting that the richer baseline index draws meaningful explanatory variation from the electronic-payment indicators as well as from digital presence. By contrast, when the sample excludes micro-firms or is restricted to SMEs, the positive quadratic moderation pattern remains visible and in some cases becomes stronger. The exporters-only subsample is less stable because the number of exporting firms is small and the right tail remains thin, so those estimates should be described as suggestive rather than definitive.</w:t>
+        <w:t>When DAI is reduced to a thinner, website-only measure, the moderation result weakens, suggesting that the richer baseline index draws meaningful explanatory variation from the electronic-payment indicators as well as from digital presence. By contrast, when the sample excludes micro-firms or is restricted to SMEs, the positive quadratic moderation pattern remains visible and in some cases becomes stronger. The exporters-only subsample is less stable because the number of exporting firms is small and the right tail remains thin, so those estimates should be described as suggestive rather than definitive. An item-swap falsification test further supports the construct boundary between TCI and DAI: when the website indicator (c22b) is reassigned from DAI to TCI, the joint significance of the DAI moderation block collapses (joint F drops from 4.56 [p = .011] in the canonical specification to 1.88 [p = .154]), whereas swapping technology indicators in the opposite direction preserves the moderation pattern. The conditional-scaling interpretation therefore depends on the foundational digital-infrastructure indicators (website plus electronic payments) being correctly grouped under DAI rather than absorbed into a broader capability construct.</w:t>
       </w:r>
       <w:r>
         <w:rPr>
@@ -14946,7 +14946,7 @@
           <w:szCs w:val="20"/>
           <w:rtl w:val="0"/>
         </w:rPr>
-        <w:t>Third, the DAI result suggests that foundational digital adoption is better understood as a conditional scaling resource than as a uniform firm-level productivity premium. Across much of the observed export-intensity distribution, the DAI association is weak or statistically indistinct, but it becomes more positive in the high-export tail, where firms face denser cross-border coordination and transaction demands. This pattern is consistent with the idea that Tier 1–2 digital adoption matters most when firms have sufficient international throughput to use digital interfaces and transaction-enabling systems intensively, while also underscoring that the evidence is concentrated in a thin-support region and should therefore be interpreted cautiously. The contribution here is thus not to establish a universal digitalization mechanism, but to clarify that foundational digital adoption and technological capability are analytically distinct and empirically associated with performance in different ways within this setting.</w:t>
+        <w:t>Third, the DAI result suggests that foundational digital adoption is better understood as a conditional scaling resource than as a uniform firm-level productivity premium. Across much of the observed export-intensity distribution, the DAI association is weak or statistically indistinct, but it becomes more positive in the high-export tail, where firms face denser cross-border coordination and transaction demands. This pattern is consistent with the idea that Tier 1–2 digital adoption matters most when firms have sufficient international throughput to use digital interfaces and transaction-enabling systems intensively, while also underscoring that the evidence is concentrated in a thin-support region and should therefore be interpreted cautiously. From a transaction-cost perspective (Coase 1937; Williamson 1985), the conditional pattern is consistent with foundational digital interfaces absorbing coordination and information-processing costs that scale super-linearly with cross-border transaction volume; below the threshold at which firms operate at high export intensity, the marginal benefit of these systems may not exceed the fixed costs of installation and routine use, which would explain why no uniform productivity premium is observed across the full sample. The contribution here is thus not to establish a universal digitalization mechanism, but to clarify that foundational digital adoption and technological capability are analytically distinct and empirically associated with performance in different ways within this setting.</w:t>
       </w:r>
       <w:r>
         <w:rPr>
@@ -15219,7 +15219,7 @@
           <w:szCs w:val="20"/>
           <w:rtl w:val="0"/>
         </w:rPr>
-        <w:t>Third, the estimated digital-adoption effect should be interpreted within the measurement boundary of the available indicators. The DAI construct captures Tier 1–2 digital adoption — digital presence and electronic-transaction usage — rather than deeper digitally integrated organizational capability or digital dynamic capability; indicator-sensitivity analysis shows that the moderation pattern depends on the foundational digital-infrastructure indicators and weakens when those specific items are dropped. Future research should therefore examine whether the same conditional pattern appears in other digitally advanced economies and under richer measures that capture process integration, organizational digitalization, and higher-order digital capabilities more directly. Panel data, successive enterprise-survey waves, linked administrative records, and stronger quasi-experimental designs — including instrumental-variable or difference-in-differences specifications keyed to digital-infrastructure rollouts or trade-policy shocks — would also help clarify whether the observed associations reflect scaling complementarities, selection effects, or other mechanisms.</w:t>
+        <w:t>Third, the estimated digital-adoption effect should be interpreted within the measurement boundary of the available indicators. The DAI construct captures Tier 1–2 digital adoption — digital presence and electronic-transaction usage — rather than deeper digitally integrated organizational capability or digital dynamic capability; indicator-sensitivity analysis shows that the moderation pattern depends on the foundational digital-infrastructure indicators and weakens when those specific items are dropped. Future research should therefore examine whether the same conditional pattern appears in other digitally advanced economies and under richer measures that capture process integration, organizational digitalization, and higher-order digital capabilities more directly. Panel data, successive enterprise-survey waves, linked administrative records, and stronger quasi-experimental designs — including instrumental-variable or difference-in-differences specifications keyed to digital-infrastructure rollouts or trade-policy shocks — would also help clarify whether the observed associations reflect scaling complementarities, selection effects, or other mechanisms. Concrete instrumental-variable strategies could exploit firm-to-port distance or local customs-clearance times as instruments for export intensity, and regional broadband-coverage shares or within-sector peer-adoption rates as instruments for foundational digital adoption, although Wolfolds and Siegel (2019) caution that such designs require both adequate first-stage strength and credible exclusion restrictions before they can deliver clean causal identification.</w:t>
       </w:r>
       <w:r>
         <w:rPr>
